--- a/downloads/DeepTimeBio_Lab.QA1_Code.v1.docx
+++ b/downloads/DeepTimeBio_Lab.QA1_Code.v1.docx
@@ -387,31 +387,7 @@
           <w:rPr>
             <w:rStyle w:val="Hyperlink"/>
           </w:rPr>
-          <w:t xml:space="preserve">PEP </w:t>
-        </w:r>
-        <w:r>
-          <w:rPr>
-            <w:rStyle w:val="Hyperlink"/>
-          </w:rPr>
-          <w:t>8</w:t>
-        </w:r>
-        <w:r>
-          <w:rPr>
-            <w:rStyle w:val="Hyperlink"/>
-          </w:rPr>
-          <w:t xml:space="preserve"> </w:t>
-        </w:r>
-        <w:r>
-          <w:rPr>
-            <w:rStyle w:val="Hyperlink"/>
-          </w:rPr>
-          <w:t>for</w:t>
-        </w:r>
-        <w:r>
-          <w:rPr>
-            <w:rStyle w:val="Hyperlink"/>
-          </w:rPr>
-          <w:t xml:space="preserve"> Python</w:t>
+          <w:t>PEP 8 for Python</w:t>
         </w:r>
       </w:hyperlink>
       <w:r>
@@ -535,9 +511,16 @@
         <w:rPr>
           <w:rFonts w:ascii="Roboto" w:hAnsi="Roboto"/>
         </w:rPr>
+        <w:t>project</w:t>
+      </w:r>
+      <w:r>
+        <w:rPr>
+          <w:rFonts w:ascii="Roboto" w:hAnsi="Roboto"/>
+        </w:rPr>
         <w:t>/code/</w:t>
       </w:r>
       <w:proofErr w:type="spellStart"/>
+      <w:proofErr w:type="gramStart"/>
       <w:r>
         <w:rPr>
           <w:rFonts w:ascii="Roboto" w:hAnsi="Roboto"/>
@@ -551,6 +534,7 @@
         <w:t>.r</w:t>
       </w:r>
       <w:proofErr w:type="spellEnd"/>
+      <w:proofErr w:type="gramEnd"/>
       <w:r>
         <w:rPr>
           <w:rFonts w:ascii="Roboto" w:hAnsi="Roboto"/>
@@ -569,6 +553,18 @@
         <w:rPr>
           <w:rFonts w:ascii="Roboto" w:hAnsi="Roboto"/>
         </w:rPr>
+        <w:t>project</w:t>
+      </w:r>
+      <w:r>
+        <w:rPr>
+          <w:rFonts w:ascii="Roboto" w:hAnsi="Roboto"/>
+        </w:rPr>
+        <w:t xml:space="preserve"> </w:t>
+      </w:r>
+      <w:r>
+        <w:rPr>
+          <w:rFonts w:ascii="Roboto" w:hAnsi="Roboto"/>
+        </w:rPr>
         <w:t>/code/data</w:t>
       </w:r>
     </w:p>
@@ -583,6 +579,18 @@
         <w:rPr>
           <w:rFonts w:ascii="Roboto" w:hAnsi="Roboto"/>
         </w:rPr>
+        <w:t>project</w:t>
+      </w:r>
+      <w:r>
+        <w:rPr>
+          <w:rFonts w:ascii="Roboto" w:hAnsi="Roboto"/>
+        </w:rPr>
+        <w:t xml:space="preserve"> </w:t>
+      </w:r>
+      <w:r>
+        <w:rPr>
+          <w:rFonts w:ascii="Roboto" w:hAnsi="Roboto"/>
+        </w:rPr>
         <w:t>/code/</w:t>
       </w:r>
       <w:r>
@@ -603,6 +611,18 @@
         <w:rPr>
           <w:rFonts w:ascii="Roboto" w:hAnsi="Roboto"/>
         </w:rPr>
+        <w:t>project</w:t>
+      </w:r>
+      <w:r>
+        <w:rPr>
+          <w:rFonts w:ascii="Roboto" w:hAnsi="Roboto"/>
+        </w:rPr>
+        <w:t xml:space="preserve"> </w:t>
+      </w:r>
+      <w:r>
+        <w:rPr>
+          <w:rFonts w:ascii="Roboto" w:hAnsi="Roboto"/>
+        </w:rPr>
         <w:t>/code/plots</w:t>
       </w:r>
     </w:p>
@@ -613,6 +633,18 @@
           <w:rFonts w:ascii="Roboto" w:hAnsi="Roboto"/>
         </w:rPr>
       </w:pPr>
+      <w:r>
+        <w:rPr>
+          <w:rFonts w:ascii="Roboto" w:hAnsi="Roboto"/>
+        </w:rPr>
+        <w:t>project</w:t>
+      </w:r>
+      <w:r>
+        <w:rPr>
+          <w:rFonts w:ascii="Roboto" w:hAnsi="Roboto"/>
+        </w:rPr>
+        <w:t xml:space="preserve"> </w:t>
+      </w:r>
       <w:r>
         <w:rPr>
           <w:rFonts w:ascii="Roboto" w:hAnsi="Roboto"/>
@@ -683,22 +715,24 @@
         <w:rPr>
           <w:rFonts w:ascii="Roboto" w:hAnsi="Roboto"/>
         </w:rPr>
-        <w:t>Modular programming is a software design technique that breaks a complex program into smaller, independent, and reusable parts called modules. Each module handles a specific sub-task, functioning like a building block that contains all necessary components to execute its function. This approach enhances code maintainability, improves readability, and eases debugging.</w:t>
-      </w:r>
-      <w:r>
-        <w:rPr>
-          <w:rFonts w:ascii="Roboto" w:hAnsi="Roboto"/>
-        </w:rPr>
-        <w:t xml:space="preserve"> Using the above project structure, you would put various R scripts (e.g., </w:t>
+        <w:t xml:space="preserve">Modular programming is a software design technique that breaks a complex program into smaller, independent, and reusable parts called modules. Each module handles a specific sub-task, functioning like a building block that contains all necessary components to execute its function. This approach enhances code maintainability, improves readability, and eases debugging. Using the above project structure, you would put various R scripts (e.g., </w:t>
       </w:r>
       <w:proofErr w:type="spellStart"/>
       <w:r>
         <w:rPr>
           <w:rFonts w:ascii="Roboto" w:hAnsi="Roboto"/>
         </w:rPr>
-        <w:t>tree_clean.r</w:t>
+        <w:t>tree_</w:t>
+      </w:r>
+      <w:proofErr w:type="gramStart"/>
+      <w:r>
+        <w:rPr>
+          <w:rFonts w:ascii="Roboto" w:hAnsi="Roboto"/>
+        </w:rPr>
+        <w:t>clean.r</w:t>
       </w:r>
       <w:proofErr w:type="spellEnd"/>
+      <w:proofErr w:type="gramEnd"/>
       <w:r>
         <w:rPr>
           <w:rFonts w:ascii="Roboto" w:hAnsi="Roboto"/>
@@ -710,14 +744,36 @@
         <w:rPr>
           <w:rFonts w:ascii="Roboto" w:hAnsi="Roboto"/>
         </w:rPr>
-        <w:t>plot_data.r</w:t>
+        <w:t>plot_</w:t>
+      </w:r>
+      <w:proofErr w:type="gramStart"/>
+      <w:r>
+        <w:rPr>
+          <w:rFonts w:ascii="Roboto" w:hAnsi="Roboto"/>
+        </w:rPr>
+        <w:t>data.r</w:t>
       </w:r>
       <w:proofErr w:type="spellEnd"/>
-      <w:r>
-        <w:rPr>
-          <w:rFonts w:ascii="Roboto" w:hAnsi="Roboto"/>
-        </w:rPr>
-        <w:t>) in ./modules and import them into your main script.</w:t>
+      <w:proofErr w:type="gramEnd"/>
+      <w:r>
+        <w:rPr>
+          <w:rFonts w:ascii="Roboto" w:hAnsi="Roboto"/>
+        </w:rPr>
+        <w:t xml:space="preserve">) </w:t>
+      </w:r>
+      <w:proofErr w:type="gramStart"/>
+      <w:r>
+        <w:rPr>
+          <w:rFonts w:ascii="Roboto" w:hAnsi="Roboto"/>
+        </w:rPr>
+        <w:t>in .</w:t>
+      </w:r>
+      <w:proofErr w:type="gramEnd"/>
+      <w:r>
+        <w:rPr>
+          <w:rFonts w:ascii="Roboto" w:hAnsi="Roboto"/>
+        </w:rPr>
+        <w:t>/modules and import them into your main script.</w:t>
       </w:r>
     </w:p>
     <w:p>
@@ -749,7 +805,21 @@
         <w:rPr>
           <w:rFonts w:ascii="Roboto" w:hAnsi="Roboto"/>
         </w:rPr>
-        <w:t xml:space="preserve"> setting the working directory when possible in R. It makes your code fragile and non-portable because. Instead, install </w:t>
+        <w:t xml:space="preserve"> setting the working directory when </w:t>
+      </w:r>
+      <w:proofErr w:type="gramStart"/>
+      <w:r>
+        <w:rPr>
+          <w:rFonts w:ascii="Roboto" w:hAnsi="Roboto"/>
+        </w:rPr>
+        <w:t>possible</w:t>
+      </w:r>
+      <w:proofErr w:type="gramEnd"/>
+      <w:r>
+        <w:rPr>
+          <w:rFonts w:ascii="Roboto" w:hAnsi="Roboto"/>
+        </w:rPr>
+        <w:t xml:space="preserve"> in R. It makes your code fragile and non-portable. Instead, install </w:t>
       </w:r>
       <w:hyperlink r:id="rId11" w:history="1">
         <w:r>
@@ -810,16 +880,28 @@
         <w:rPr>
           <w:rFonts w:ascii="Roboto" w:hAnsi="Roboto"/>
         </w:rPr>
-        <w:t xml:space="preserve">Always follow formatting standards when coding and be </w:t>
-      </w:r>
-      <w:proofErr w:type="spellStart"/>
-      <w:r>
-        <w:rPr>
-          <w:rFonts w:ascii="Roboto" w:hAnsi="Roboto"/>
-        </w:rPr>
-        <w:t>consistant</w:t>
-      </w:r>
-      <w:proofErr w:type="spellEnd"/>
+        <w:t xml:space="preserve">Always follow formatting standards when coding and </w:t>
+      </w:r>
+      <w:proofErr w:type="gramStart"/>
+      <w:r>
+        <w:rPr>
+          <w:rFonts w:ascii="Roboto" w:hAnsi="Roboto"/>
+        </w:rPr>
+        <w:t>be</w:t>
+      </w:r>
+      <w:proofErr w:type="gramEnd"/>
+      <w:r>
+        <w:rPr>
+          <w:rFonts w:ascii="Roboto" w:hAnsi="Roboto"/>
+        </w:rPr>
+        <w:t xml:space="preserve"> </w:t>
+      </w:r>
+      <w:r>
+        <w:rPr>
+          <w:rFonts w:ascii="Roboto" w:hAnsi="Roboto"/>
+        </w:rPr>
+        <w:t>consistent</w:t>
+      </w:r>
       <w:r>
         <w:rPr>
           <w:rFonts w:ascii="Roboto" w:hAnsi="Roboto"/>
@@ -918,7 +1000,33 @@
         <w:rPr>
           <w:rFonts w:ascii="Roboto" w:hAnsi="Roboto"/>
         </w:rPr>
-        <w:t xml:space="preserve"> Load all libraries at the very top of the script. This allows anyone opening the file to see exactly what packages are required immediately.</w:t>
+        <w:t xml:space="preserve"> Load all libraries at the very top of the script</w:t>
+      </w:r>
+      <w:r>
+        <w:rPr>
+          <w:rFonts w:ascii="Roboto" w:hAnsi="Roboto"/>
+        </w:rPr>
+        <w:t xml:space="preserve"> and only load those being used</w:t>
+      </w:r>
+      <w:r>
+        <w:rPr>
+          <w:rFonts w:ascii="Roboto" w:hAnsi="Roboto"/>
+        </w:rPr>
+        <w:t xml:space="preserve">. This allows anyone </w:t>
+      </w:r>
+      <w:proofErr w:type="gramStart"/>
+      <w:r>
+        <w:rPr>
+          <w:rFonts w:ascii="Roboto" w:hAnsi="Roboto"/>
+        </w:rPr>
+        <w:t>opening</w:t>
+      </w:r>
+      <w:proofErr w:type="gramEnd"/>
+      <w:r>
+        <w:rPr>
+          <w:rFonts w:ascii="Roboto" w:hAnsi="Roboto"/>
+        </w:rPr>
+        <w:t xml:space="preserve"> the file to see exactly what packages are required immediately.</w:t>
       </w:r>
     </w:p>
     <w:p>
@@ -959,13 +1067,25 @@
         <w:rPr>
           <w:rFonts w:ascii="Roboto" w:hAnsi="Roboto"/>
         </w:rPr>
-        <w:t xml:space="preserve"> is for variable and function names</w:t>
-      </w:r>
-      <w:r>
-        <w:rPr>
-          <w:rFonts w:ascii="Roboto" w:hAnsi="Roboto"/>
-        </w:rPr>
-        <w:t xml:space="preserve">, </w:t>
+        <w:t xml:space="preserve"> for variable and function names</w:t>
+      </w:r>
+      <w:r>
+        <w:rPr>
+          <w:rFonts w:ascii="Roboto" w:hAnsi="Roboto"/>
+        </w:rPr>
+        <w:t>,</w:t>
+      </w:r>
+      <w:r>
+        <w:rPr>
+          <w:rFonts w:ascii="Roboto" w:hAnsi="Roboto"/>
+        </w:rPr>
+        <w:t xml:space="preserve"> use</w:t>
+      </w:r>
+      <w:r>
+        <w:rPr>
+          <w:rFonts w:ascii="Roboto" w:hAnsi="Roboto"/>
+        </w:rPr>
+        <w:t xml:space="preserve"> </w:t>
       </w:r>
       <w:r>
         <w:rPr>
@@ -979,7 +1099,47 @@
         <w:rPr>
           <w:rFonts w:ascii="Roboto" w:hAnsi="Roboto"/>
         </w:rPr>
-        <w:t xml:space="preserve"> is used for classes</w:t>
+        <w:t xml:space="preserve"> for classes</w:t>
+      </w:r>
+      <w:r>
+        <w:rPr>
+          <w:rFonts w:ascii="Roboto" w:hAnsi="Roboto"/>
+        </w:rPr>
+        <w:t xml:space="preserve">. </w:t>
+      </w:r>
+      <w:proofErr w:type="spellStart"/>
+      <w:r>
+        <w:rPr>
+          <w:rFonts w:ascii="Roboto" w:hAnsi="Roboto"/>
+        </w:rPr>
+        <w:t>Dot.case</w:t>
+      </w:r>
+      <w:proofErr w:type="spellEnd"/>
+      <w:r>
+        <w:rPr>
+          <w:rFonts w:ascii="Roboto" w:hAnsi="Roboto"/>
+        </w:rPr>
+        <w:t xml:space="preserve"> is good for files but avoid in code</w:t>
+      </w:r>
+      <w:r>
+        <w:rPr>
+          <w:rFonts w:ascii="Roboto" w:hAnsi="Roboto"/>
+        </w:rPr>
+        <w:t xml:space="preserve">, especially R. And never use </w:t>
+      </w:r>
+      <w:proofErr w:type="gramStart"/>
+      <w:r>
+        <w:rPr>
+          <w:rFonts w:ascii="Roboto" w:hAnsi="Roboto"/>
+        </w:rPr>
+        <w:t>spaces</w:t>
+      </w:r>
+      <w:proofErr w:type="gramEnd"/>
+      <w:r>
+        <w:rPr>
+          <w:rFonts w:ascii="Roboto" w:hAnsi="Roboto"/>
+        </w:rPr>
+        <w:t xml:space="preserve"> between words.</w:t>
       </w:r>
     </w:p>
     <w:p>
@@ -996,7 +1156,93 @@
         <w:rPr>
           <w:rFonts w:ascii="Roboto" w:hAnsi="Roboto"/>
         </w:rPr>
-        <w:t>Put spaces around operators (e.g., x &lt;- 5 instead of x&lt;-5)</w:t>
+        <w:t>Put spaces around operators (e.g., x &lt;- 5</w:t>
+      </w:r>
+      <w:r>
+        <w:rPr>
+          <w:rFonts w:ascii="Roboto" w:hAnsi="Roboto"/>
+        </w:rPr>
+        <w:t xml:space="preserve"> + 2</w:t>
+      </w:r>
+      <w:r>
+        <w:rPr>
+          <w:rFonts w:ascii="Roboto" w:hAnsi="Roboto"/>
+        </w:rPr>
+        <w:t xml:space="preserve"> instead of x&lt;-5</w:t>
+      </w:r>
+      <w:r>
+        <w:rPr>
+          <w:rFonts w:ascii="Roboto" w:hAnsi="Roboto"/>
+        </w:rPr>
+        <w:t>+2</w:t>
+      </w:r>
+      <w:r>
+        <w:rPr>
+          <w:rFonts w:ascii="Roboto" w:hAnsi="Roboto"/>
+        </w:rPr>
+        <w:t>)</w:t>
+      </w:r>
+      <w:r>
+        <w:rPr>
+          <w:rFonts w:ascii="Roboto" w:hAnsi="Roboto"/>
+        </w:rPr>
+        <w:t xml:space="preserve"> </w:t>
+      </w:r>
+      <w:r>
+        <w:rPr>
+          <w:rFonts w:ascii="Roboto" w:hAnsi="Roboto"/>
+        </w:rPr>
+        <w:t>except</w:t>
+      </w:r>
+      <w:r>
+        <w:rPr>
+          <w:rFonts w:ascii="Roboto" w:hAnsi="Roboto"/>
+        </w:rPr>
+        <w:t xml:space="preserve"> for k</w:t>
+      </w:r>
+      <w:r>
+        <w:rPr>
+          <w:rFonts w:ascii="Roboto" w:hAnsi="Roboto"/>
+        </w:rPr>
+        <w:t xml:space="preserve">eyword </w:t>
+      </w:r>
+      <w:r>
+        <w:rPr>
+          <w:rFonts w:ascii="Roboto" w:hAnsi="Roboto"/>
+        </w:rPr>
+        <w:t>a</w:t>
+      </w:r>
+      <w:r>
+        <w:rPr>
+          <w:rFonts w:ascii="Roboto" w:hAnsi="Roboto"/>
+        </w:rPr>
+        <w:t>rguments</w:t>
+      </w:r>
+      <w:r>
+        <w:rPr>
+          <w:rFonts w:ascii="Roboto" w:hAnsi="Roboto"/>
+        </w:rPr>
+        <w:t xml:space="preserve"> and </w:t>
+      </w:r>
+      <w:r>
+        <w:rPr>
+          <w:rFonts w:ascii="Roboto" w:hAnsi="Roboto"/>
+        </w:rPr>
+        <w:t xml:space="preserve">parameter values (e.g., </w:t>
+      </w:r>
+      <w:proofErr w:type="spellStart"/>
+      <w:r>
+        <w:rPr>
+          <w:rFonts w:ascii="Roboto" w:hAnsi="Roboto"/>
+        </w:rPr>
+        <w:t>func</w:t>
+      </w:r>
+      <w:proofErr w:type="spellEnd"/>
+      <w:r>
+        <w:rPr>
+          <w:rFonts w:ascii="Roboto" w:hAnsi="Roboto"/>
+        </w:rPr>
+        <w:t>(name='Alice')).</w:t>
       </w:r>
     </w:p>
     <w:p>
@@ -1029,7 +1275,19 @@
         <w:rPr>
           <w:rFonts w:ascii="Roboto" w:hAnsi="Roboto"/>
         </w:rPr>
-        <w:t xml:space="preserve"> package).</w:t>
+        <w:t xml:space="preserve"> package</w:t>
+      </w:r>
+      <w:r>
+        <w:rPr>
+          <w:rFonts w:ascii="Roboto" w:hAnsi="Roboto"/>
+        </w:rPr>
+        <w:t xml:space="preserve"> in R</w:t>
+      </w:r>
+      <w:r>
+        <w:rPr>
+          <w:rFonts w:ascii="Roboto" w:hAnsi="Roboto"/>
+        </w:rPr>
+        <w:t>).</w:t>
       </w:r>
     </w:p>
     <w:p>
@@ -1046,7 +1304,19 @@
         <w:rPr>
           <w:rFonts w:ascii="Roboto" w:hAnsi="Roboto"/>
         </w:rPr>
-        <w:t>Create sections for easy reading:</w:t>
+        <w:t>Create sections for easy reading</w:t>
+      </w:r>
+      <w:r>
+        <w:rPr>
+          <w:rFonts w:ascii="Roboto" w:hAnsi="Roboto"/>
+        </w:rPr>
+        <w:t xml:space="preserve"> with an extra leading empty line</w:t>
+      </w:r>
+      <w:r>
+        <w:rPr>
+          <w:rFonts w:ascii="Roboto" w:hAnsi="Roboto"/>
+        </w:rPr>
+        <w:t>:</w:t>
       </w:r>
     </w:p>
     <w:p>
@@ -1060,6 +1330,7 @@
         <w:rPr>
           <w:rFonts w:ascii="Roboto" w:hAnsi="Roboto"/>
         </w:rPr>
+        <w:lastRenderedPageBreak/>
         <w:t># Load Data ----------------------------------------------------</w:t>
       </w:r>
     </w:p>
@@ -1129,6 +1400,18 @@
         </w:rPr>
         <w:t>make code readable by emphasizing a sequence of actions rather than nested functions.</w:t>
       </w:r>
+      <w:r>
+        <w:rPr>
+          <w:rFonts w:ascii="Roboto" w:hAnsi="Roboto"/>
+        </w:rPr>
+        <w:t xml:space="preserve"> T</w:t>
+      </w:r>
+      <w:r>
+        <w:rPr>
+          <w:rFonts w:ascii="Roboto" w:hAnsi="Roboto"/>
+        </w:rPr>
+        <w:t>hink of the pipe operator (|&gt;) as the word "then."</w:t>
+      </w:r>
     </w:p>
     <w:p>
       <w:pPr>
@@ -1373,7 +1656,27 @@
           <w:sz w:val="18"/>
           <w:szCs w:val="18"/>
         </w:rPr>
-        <w:t xml:space="preserve"> box::file()</w:t>
+        <w:t xml:space="preserve"> </w:t>
+      </w:r>
+      <w:proofErr w:type="gramStart"/>
+      <w:r>
+        <w:rPr>
+          <w:rFonts w:ascii="Consolas" w:eastAsia="Times New Roman" w:hAnsi="Consolas" w:cs="Times New Roman"/>
+          <w:color w:val="DDDDDD"/>
+          <w:sz w:val="18"/>
+          <w:szCs w:val="18"/>
+        </w:rPr>
+        <w:t>box::file(</w:t>
+      </w:r>
+      <w:proofErr w:type="gramEnd"/>
+      <w:r>
+        <w:rPr>
+          <w:rFonts w:ascii="Consolas" w:eastAsia="Times New Roman" w:hAnsi="Consolas" w:cs="Times New Roman"/>
+          <w:color w:val="DDDDDD"/>
+          <w:sz w:val="18"/>
+          <w:szCs w:val="18"/>
+        </w:rPr>
+        <w:t>)</w:t>
       </w:r>
     </w:p>
     <w:p>
@@ -1423,7 +1726,27 @@
           <w:sz w:val="18"/>
           <w:szCs w:val="18"/>
         </w:rPr>
-        <w:t xml:space="preserve"> box::file(</w:t>
+        <w:t xml:space="preserve"> </w:t>
+      </w:r>
+      <w:proofErr w:type="gramStart"/>
+      <w:r>
+        <w:rPr>
+          <w:rFonts w:ascii="Consolas" w:eastAsia="Times New Roman" w:hAnsi="Consolas" w:cs="Times New Roman"/>
+          <w:color w:val="DDDDDD"/>
+          <w:sz w:val="18"/>
+          <w:szCs w:val="18"/>
+        </w:rPr>
+        <w:t>box::</w:t>
+      </w:r>
+      <w:proofErr w:type="gramEnd"/>
+      <w:r>
+        <w:rPr>
+          <w:rFonts w:ascii="Consolas" w:eastAsia="Times New Roman" w:hAnsi="Consolas" w:cs="Times New Roman"/>
+          <w:color w:val="DDDDDD"/>
+          <w:sz w:val="18"/>
+          <w:szCs w:val="18"/>
+        </w:rPr>
+        <w:t>file(</w:t>
       </w:r>
       <w:r>
         <w:rPr>
@@ -1482,7 +1805,27 @@
           <w:sz w:val="18"/>
           <w:szCs w:val="18"/>
         </w:rPr>
-        <w:t xml:space="preserve"> box::file(</w:t>
+        <w:t xml:space="preserve"> </w:t>
+      </w:r>
+      <w:proofErr w:type="gramStart"/>
+      <w:r>
+        <w:rPr>
+          <w:rFonts w:ascii="Consolas" w:eastAsia="Times New Roman" w:hAnsi="Consolas" w:cs="Times New Roman"/>
+          <w:color w:val="DDDDDD"/>
+          <w:sz w:val="18"/>
+          <w:szCs w:val="18"/>
+        </w:rPr>
+        <w:t>box::</w:t>
+      </w:r>
+      <w:proofErr w:type="gramEnd"/>
+      <w:r>
+        <w:rPr>
+          <w:rFonts w:ascii="Consolas" w:eastAsia="Times New Roman" w:hAnsi="Consolas" w:cs="Times New Roman"/>
+          <w:color w:val="DDDDDD"/>
+          <w:sz w:val="18"/>
+          <w:szCs w:val="18"/>
+        </w:rPr>
+        <w:t>file(</w:t>
       </w:r>
       <w:r>
         <w:rPr>
@@ -1550,7 +1893,27 @@
           <w:sz w:val="18"/>
           <w:szCs w:val="18"/>
         </w:rPr>
-        <w:t xml:space="preserve"> box::file(</w:t>
+        <w:t xml:space="preserve"> </w:t>
+      </w:r>
+      <w:proofErr w:type="gramStart"/>
+      <w:r>
+        <w:rPr>
+          <w:rFonts w:ascii="Consolas" w:eastAsia="Times New Roman" w:hAnsi="Consolas" w:cs="Times New Roman"/>
+          <w:color w:val="DDDDDD"/>
+          <w:sz w:val="18"/>
+          <w:szCs w:val="18"/>
+        </w:rPr>
+        <w:t>box::</w:t>
+      </w:r>
+      <w:proofErr w:type="gramEnd"/>
+      <w:r>
+        <w:rPr>
+          <w:rFonts w:ascii="Consolas" w:eastAsia="Times New Roman" w:hAnsi="Consolas" w:cs="Times New Roman"/>
+          <w:color w:val="DDDDDD"/>
+          <w:sz w:val="18"/>
+          <w:szCs w:val="18"/>
+        </w:rPr>
+        <w:t>file(</w:t>
       </w:r>
       <w:r>
         <w:rPr>
@@ -1618,7 +1981,27 @@
           <w:sz w:val="18"/>
           <w:szCs w:val="18"/>
         </w:rPr>
-        <w:t xml:space="preserve"> box::file(</w:t>
+        <w:t xml:space="preserve"> </w:t>
+      </w:r>
+      <w:proofErr w:type="gramStart"/>
+      <w:r>
+        <w:rPr>
+          <w:rFonts w:ascii="Consolas" w:eastAsia="Times New Roman" w:hAnsi="Consolas" w:cs="Times New Roman"/>
+          <w:color w:val="DDDDDD"/>
+          <w:sz w:val="18"/>
+          <w:szCs w:val="18"/>
+        </w:rPr>
+        <w:t>box::</w:t>
+      </w:r>
+      <w:proofErr w:type="gramEnd"/>
+      <w:r>
+        <w:rPr>
+          <w:rFonts w:ascii="Consolas" w:eastAsia="Times New Roman" w:hAnsi="Consolas" w:cs="Times New Roman"/>
+          <w:color w:val="DDDDDD"/>
+          <w:sz w:val="18"/>
+          <w:szCs w:val="18"/>
+        </w:rPr>
+        <w:t>file(</w:t>
       </w:r>
       <w:r>
         <w:rPr>
@@ -1662,33 +2045,6 @@
           <w:szCs w:val="18"/>
         </w:rPr>
       </w:pPr>
-      <w:r>
-        <w:rPr>
-          <w:rFonts w:ascii="Consolas" w:eastAsia="Times New Roman" w:hAnsi="Consolas" w:cs="Times New Roman"/>
-          <w:color w:val="75715E"/>
-          <w:sz w:val="18"/>
-          <w:szCs w:val="18"/>
-        </w:rPr>
-        <w:t xml:space="preserve"># </w:t>
-      </w:r>
-      <w:r>
-        <w:rPr>
-          <w:rFonts w:ascii="Consolas" w:eastAsia="Times New Roman" w:hAnsi="Consolas" w:cs="Times New Roman"/>
-          <w:color w:val="75715E"/>
-          <w:sz w:val="18"/>
-          <w:szCs w:val="18"/>
-        </w:rPr>
-        <w:t>Load &amp; Process</w:t>
-      </w:r>
-      <w:r>
-        <w:rPr>
-          <w:rFonts w:ascii="Consolas" w:eastAsia="Times New Roman" w:hAnsi="Consolas" w:cs="Times New Roman"/>
-          <w:color w:val="75715E"/>
-          <w:sz w:val="18"/>
-          <w:szCs w:val="18"/>
-        </w:rPr>
-        <w:t xml:space="preserve"> Data ----------------------------------------------------</w:t>
-      </w:r>
     </w:p>
     <w:p>
       <w:pPr>
@@ -1696,19 +2052,66 @@
         <w:ind w:left="360" w:right="360"/>
         <w:rPr>
           <w:rFonts w:ascii="Consolas" w:eastAsia="Times New Roman" w:hAnsi="Consolas" w:cs="Times New Roman"/>
-          <w:color w:val="DDDDDD"/>
-          <w:sz w:val="18"/>
-          <w:szCs w:val="18"/>
-        </w:rPr>
-      </w:pPr>
-      <w:r>
-        <w:rPr>
-          <w:rFonts w:ascii="Consolas" w:eastAsia="Times New Roman" w:hAnsi="Consolas" w:cs="Times New Roman"/>
           <w:color w:val="75715E"/>
           <w:sz w:val="18"/>
           <w:szCs w:val="18"/>
         </w:rPr>
-        <w:t># Load data</w:t>
+      </w:pPr>
+      <w:r>
+        <w:rPr>
+          <w:rFonts w:ascii="Consolas" w:eastAsia="Times New Roman" w:hAnsi="Consolas" w:cs="Times New Roman"/>
+          <w:color w:val="75715E"/>
+          <w:sz w:val="18"/>
+          <w:szCs w:val="18"/>
+        </w:rPr>
+        <w:t xml:space="preserve"># </w:t>
+      </w:r>
+      <w:r>
+        <w:rPr>
+          <w:rFonts w:ascii="Consolas" w:eastAsia="Times New Roman" w:hAnsi="Consolas" w:cs="Times New Roman"/>
+          <w:color w:val="75715E"/>
+          <w:sz w:val="18"/>
+          <w:szCs w:val="18"/>
+        </w:rPr>
+        <w:t>LOAD &amp; PROCESS</w:t>
+      </w:r>
+      <w:r>
+        <w:rPr>
+          <w:rFonts w:ascii="Consolas" w:eastAsia="Times New Roman" w:hAnsi="Consolas" w:cs="Times New Roman"/>
+          <w:color w:val="75715E"/>
+          <w:sz w:val="18"/>
+          <w:szCs w:val="18"/>
+        </w:rPr>
+        <w:t xml:space="preserve"> </w:t>
+      </w:r>
+      <w:proofErr w:type="gramStart"/>
+      <w:r>
+        <w:rPr>
+          <w:rFonts w:ascii="Consolas" w:eastAsia="Times New Roman" w:hAnsi="Consolas" w:cs="Times New Roman"/>
+          <w:color w:val="75715E"/>
+          <w:sz w:val="18"/>
+          <w:szCs w:val="18"/>
+        </w:rPr>
+        <w:t xml:space="preserve">DATA </w:t>
+      </w:r>
+      <w:r>
+        <w:rPr>
+          <w:rFonts w:ascii="Consolas" w:eastAsia="Times New Roman" w:hAnsi="Consolas" w:cs="Times New Roman"/>
+          <w:color w:val="75715E"/>
+          <w:sz w:val="18"/>
+          <w:szCs w:val="18"/>
+        </w:rPr>
+        <w:t>-</w:t>
+      </w:r>
+      <w:proofErr w:type="gramEnd"/>
+      <w:r>
+        <w:rPr>
+          <w:rFonts w:ascii="Consolas" w:eastAsia="Times New Roman" w:hAnsi="Consolas" w:cs="Times New Roman"/>
+          <w:color w:val="75715E"/>
+          <w:sz w:val="18"/>
+          <w:szCs w:val="18"/>
+        </w:rPr>
+        <w:t>---------------------------------------------------</w:t>
       </w:r>
     </w:p>
     <w:p>
@@ -1722,139 +2125,14 @@
           <w:szCs w:val="18"/>
         </w:rPr>
       </w:pPr>
-      <w:proofErr w:type="spellStart"/>
-      <w:r>
-        <w:rPr>
-          <w:rFonts w:ascii="Consolas" w:eastAsia="Times New Roman" w:hAnsi="Consolas" w:cs="Times New Roman"/>
-          <w:color w:val="DDDDDD"/>
-          <w:sz w:val="18"/>
-          <w:szCs w:val="18"/>
-        </w:rPr>
-        <w:t>df</w:t>
-      </w:r>
-      <w:proofErr w:type="spellEnd"/>
-      <w:r>
-        <w:rPr>
-          <w:rFonts w:ascii="Consolas" w:eastAsia="Times New Roman" w:hAnsi="Consolas" w:cs="Times New Roman"/>
-          <w:color w:val="DDDDDD"/>
-          <w:sz w:val="18"/>
-          <w:szCs w:val="18"/>
-        </w:rPr>
-        <w:t xml:space="preserve"> </w:t>
-      </w:r>
-      <w:r>
-        <w:rPr>
-          <w:rFonts w:ascii="Consolas" w:eastAsia="Times New Roman" w:hAnsi="Consolas" w:cs="Times New Roman"/>
-          <w:color w:val="F92672"/>
-          <w:sz w:val="18"/>
-          <w:szCs w:val="18"/>
-        </w:rPr>
-        <w:t>=</w:t>
-      </w:r>
-      <w:r>
-        <w:rPr>
-          <w:rFonts w:ascii="Consolas" w:eastAsia="Times New Roman" w:hAnsi="Consolas" w:cs="Times New Roman"/>
-          <w:color w:val="DDDDDD"/>
-          <w:sz w:val="18"/>
-          <w:szCs w:val="18"/>
-        </w:rPr>
-        <w:t xml:space="preserve"> </w:t>
-      </w:r>
-      <w:proofErr w:type="spellStart"/>
-      <w:r>
-        <w:rPr>
-          <w:rFonts w:ascii="Consolas" w:eastAsia="Times New Roman" w:hAnsi="Consolas" w:cs="Times New Roman"/>
-          <w:color w:val="DDDDDD"/>
-          <w:sz w:val="18"/>
-          <w:szCs w:val="18"/>
-        </w:rPr>
-        <w:t>read_csv</w:t>
-      </w:r>
-      <w:proofErr w:type="spellEnd"/>
-      <w:r>
-        <w:rPr>
-          <w:rFonts w:ascii="Consolas" w:eastAsia="Times New Roman" w:hAnsi="Consolas" w:cs="Times New Roman"/>
-          <w:color w:val="DDDDDD"/>
-          <w:sz w:val="18"/>
-          <w:szCs w:val="18"/>
-        </w:rPr>
-        <w:t>(</w:t>
-      </w:r>
-      <w:proofErr w:type="spellStart"/>
-      <w:r>
-        <w:rPr>
-          <w:rFonts w:ascii="Consolas" w:eastAsia="Times New Roman" w:hAnsi="Consolas" w:cs="Times New Roman"/>
-          <w:color w:val="66D9EF"/>
-          <w:sz w:val="18"/>
-          <w:szCs w:val="18"/>
-        </w:rPr>
-        <w:t>file.path</w:t>
-      </w:r>
-      <w:proofErr w:type="spellEnd"/>
-      <w:r>
-        <w:rPr>
-          <w:rFonts w:ascii="Consolas" w:eastAsia="Times New Roman" w:hAnsi="Consolas" w:cs="Times New Roman"/>
-          <w:color w:val="DDDDDD"/>
-          <w:sz w:val="18"/>
-          <w:szCs w:val="18"/>
-        </w:rPr>
-        <w:t>(</w:t>
-      </w:r>
-      <w:proofErr w:type="spellStart"/>
-      <w:r>
-        <w:rPr>
-          <w:rFonts w:ascii="Consolas" w:eastAsia="Times New Roman" w:hAnsi="Consolas" w:cs="Times New Roman"/>
-          <w:color w:val="DDDDDD"/>
-          <w:sz w:val="18"/>
-          <w:szCs w:val="18"/>
-        </w:rPr>
-        <w:t>path_data,</w:t>
-      </w:r>
-      <w:r>
-        <w:rPr>
-          <w:rFonts w:ascii="Consolas" w:eastAsia="Times New Roman" w:hAnsi="Consolas" w:cs="Times New Roman"/>
-          <w:color w:val="E6DB74"/>
-          <w:sz w:val="18"/>
-          <w:szCs w:val="18"/>
-        </w:rPr>
-        <w:t>"</w:t>
-      </w:r>
-      <w:r>
-        <w:rPr>
-          <w:rFonts w:ascii="Consolas" w:eastAsia="Times New Roman" w:hAnsi="Consolas" w:cs="Times New Roman"/>
-          <w:color w:val="E6DB74"/>
-          <w:sz w:val="18"/>
-          <w:szCs w:val="18"/>
-        </w:rPr>
-        <w:t>DevonianData</w:t>
-      </w:r>
-      <w:r>
-        <w:rPr>
-          <w:rFonts w:ascii="Consolas" w:eastAsia="Times New Roman" w:hAnsi="Consolas" w:cs="Times New Roman"/>
-          <w:color w:val="E6DB74"/>
-          <w:sz w:val="18"/>
-          <w:szCs w:val="18"/>
-        </w:rPr>
-        <w:t>.csv</w:t>
-      </w:r>
-      <w:proofErr w:type="spellEnd"/>
-      <w:r>
-        <w:rPr>
-          <w:rFonts w:ascii="Consolas" w:eastAsia="Times New Roman" w:hAnsi="Consolas" w:cs="Times New Roman"/>
-          <w:color w:val="E6DB74"/>
-          <w:sz w:val="18"/>
-          <w:szCs w:val="18"/>
-        </w:rPr>
-        <w:t>"</w:t>
-      </w:r>
-      <w:r>
-        <w:rPr>
-          <w:rFonts w:ascii="Consolas" w:eastAsia="Times New Roman" w:hAnsi="Consolas" w:cs="Times New Roman"/>
-          <w:color w:val="DDDDDD"/>
-          <w:sz w:val="18"/>
-          <w:szCs w:val="18"/>
-        </w:rPr>
-        <w:t>))</w:t>
+      <w:r>
+        <w:rPr>
+          <w:rFonts w:ascii="Consolas" w:eastAsia="Times New Roman" w:hAnsi="Consolas" w:cs="Times New Roman"/>
+          <w:color w:val="75715E"/>
+          <w:sz w:val="18"/>
+          <w:szCs w:val="18"/>
+        </w:rPr>
+        <w:t># Load data</w:t>
       </w:r>
     </w:p>
     <w:p>
@@ -1863,11 +2141,147 @@
         <w:ind w:left="360" w:right="360"/>
         <w:rPr>
           <w:rFonts w:ascii="Consolas" w:eastAsia="Times New Roman" w:hAnsi="Consolas" w:cs="Times New Roman"/>
-          <w:color w:val="75715E"/>
-          <w:sz w:val="18"/>
-          <w:szCs w:val="18"/>
-        </w:rPr>
-      </w:pPr>
+          <w:color w:val="DDDDDD"/>
+          <w:sz w:val="18"/>
+          <w:szCs w:val="18"/>
+        </w:rPr>
+      </w:pPr>
+      <w:proofErr w:type="spellStart"/>
+      <w:r>
+        <w:rPr>
+          <w:rFonts w:ascii="Consolas" w:eastAsia="Times New Roman" w:hAnsi="Consolas" w:cs="Times New Roman"/>
+          <w:color w:val="DDDDDD"/>
+          <w:sz w:val="18"/>
+          <w:szCs w:val="18"/>
+        </w:rPr>
+        <w:t>df</w:t>
+      </w:r>
+      <w:proofErr w:type="spellEnd"/>
+      <w:r>
+        <w:rPr>
+          <w:rFonts w:ascii="Consolas" w:eastAsia="Times New Roman" w:hAnsi="Consolas" w:cs="Times New Roman"/>
+          <w:color w:val="DDDDDD"/>
+          <w:sz w:val="18"/>
+          <w:szCs w:val="18"/>
+        </w:rPr>
+        <w:t xml:space="preserve"> </w:t>
+      </w:r>
+      <w:r>
+        <w:rPr>
+          <w:rFonts w:ascii="Consolas" w:eastAsia="Times New Roman" w:hAnsi="Consolas" w:cs="Times New Roman"/>
+          <w:color w:val="F92672"/>
+          <w:sz w:val="18"/>
+          <w:szCs w:val="18"/>
+        </w:rPr>
+        <w:t>=</w:t>
+      </w:r>
+      <w:r>
+        <w:rPr>
+          <w:rFonts w:ascii="Consolas" w:eastAsia="Times New Roman" w:hAnsi="Consolas" w:cs="Times New Roman"/>
+          <w:color w:val="DDDDDD"/>
+          <w:sz w:val="18"/>
+          <w:szCs w:val="18"/>
+        </w:rPr>
+        <w:t xml:space="preserve"> </w:t>
+      </w:r>
+      <w:proofErr w:type="spellStart"/>
+      <w:r>
+        <w:rPr>
+          <w:rFonts w:ascii="Consolas" w:eastAsia="Times New Roman" w:hAnsi="Consolas" w:cs="Times New Roman"/>
+          <w:color w:val="DDDDDD"/>
+          <w:sz w:val="18"/>
+          <w:szCs w:val="18"/>
+        </w:rPr>
+        <w:t>read_csv</w:t>
+      </w:r>
+      <w:proofErr w:type="spellEnd"/>
+      <w:r>
+        <w:rPr>
+          <w:rFonts w:ascii="Consolas" w:eastAsia="Times New Roman" w:hAnsi="Consolas" w:cs="Times New Roman"/>
+          <w:color w:val="DDDDDD"/>
+          <w:sz w:val="18"/>
+          <w:szCs w:val="18"/>
+        </w:rPr>
+        <w:t>(</w:t>
+      </w:r>
+      <w:proofErr w:type="spellStart"/>
+      <w:proofErr w:type="gramStart"/>
+      <w:r>
+        <w:rPr>
+          <w:rFonts w:ascii="Consolas" w:eastAsia="Times New Roman" w:hAnsi="Consolas" w:cs="Times New Roman"/>
+          <w:color w:val="66D9EF"/>
+          <w:sz w:val="18"/>
+          <w:szCs w:val="18"/>
+        </w:rPr>
+        <w:t>file.path</w:t>
+      </w:r>
+      <w:proofErr w:type="spellEnd"/>
+      <w:proofErr w:type="gramEnd"/>
+      <w:r>
+        <w:rPr>
+          <w:rFonts w:ascii="Consolas" w:eastAsia="Times New Roman" w:hAnsi="Consolas" w:cs="Times New Roman"/>
+          <w:color w:val="DDDDDD"/>
+          <w:sz w:val="18"/>
+          <w:szCs w:val="18"/>
+        </w:rPr>
+        <w:t>(</w:t>
+      </w:r>
+      <w:proofErr w:type="spellStart"/>
+      <w:r>
+        <w:rPr>
+          <w:rFonts w:ascii="Consolas" w:eastAsia="Times New Roman" w:hAnsi="Consolas" w:cs="Times New Roman"/>
+          <w:color w:val="DDDDDD"/>
+          <w:sz w:val="18"/>
+          <w:szCs w:val="18"/>
+        </w:rPr>
+        <w:t>path_data,</w:t>
+      </w:r>
+      <w:r>
+        <w:rPr>
+          <w:rFonts w:ascii="Consolas" w:eastAsia="Times New Roman" w:hAnsi="Consolas" w:cs="Times New Roman"/>
+          <w:color w:val="E6DB74"/>
+          <w:sz w:val="18"/>
+          <w:szCs w:val="18"/>
+        </w:rPr>
+        <w:t>"</w:t>
+      </w:r>
+      <w:r>
+        <w:rPr>
+          <w:rFonts w:ascii="Consolas" w:eastAsia="Times New Roman" w:hAnsi="Consolas" w:cs="Times New Roman"/>
+          <w:color w:val="E6DB74"/>
+          <w:sz w:val="18"/>
+          <w:szCs w:val="18"/>
+        </w:rPr>
+        <w:t>DevonianData</w:t>
+      </w:r>
+      <w:r>
+        <w:rPr>
+          <w:rFonts w:ascii="Consolas" w:eastAsia="Times New Roman" w:hAnsi="Consolas" w:cs="Times New Roman"/>
+          <w:color w:val="E6DB74"/>
+          <w:sz w:val="18"/>
+          <w:szCs w:val="18"/>
+        </w:rPr>
+        <w:t>.csv</w:t>
+      </w:r>
+      <w:proofErr w:type="spellEnd"/>
+      <w:r>
+        <w:rPr>
+          <w:rFonts w:ascii="Consolas" w:eastAsia="Times New Roman" w:hAnsi="Consolas" w:cs="Times New Roman"/>
+          <w:color w:val="E6DB74"/>
+          <w:sz w:val="18"/>
+          <w:szCs w:val="18"/>
+        </w:rPr>
+        <w:t>"</w:t>
+      </w:r>
+      <w:r>
+        <w:rPr>
+          <w:rFonts w:ascii="Consolas" w:eastAsia="Times New Roman" w:hAnsi="Consolas" w:cs="Times New Roman"/>
+          <w:color w:val="DDDDDD"/>
+          <w:sz w:val="18"/>
+          <w:szCs w:val="18"/>
+        </w:rPr>
+        <w:t>))</w:t>
+      </w:r>
     </w:p>
     <w:p>
       <w:pPr>
@@ -1875,20 +2289,11 @@
         <w:ind w:left="360" w:right="360"/>
         <w:rPr>
           <w:rFonts w:ascii="Consolas" w:eastAsia="Times New Roman" w:hAnsi="Consolas" w:cs="Times New Roman"/>
-          <w:color w:val="DDDDDD"/>
-          <w:sz w:val="18"/>
-          <w:szCs w:val="18"/>
-        </w:rPr>
-      </w:pPr>
-      <w:r>
-        <w:rPr>
-          <w:rFonts w:ascii="Consolas" w:eastAsia="Times New Roman" w:hAnsi="Consolas" w:cs="Times New Roman"/>
           <w:color w:val="75715E"/>
           <w:sz w:val="18"/>
           <w:szCs w:val="18"/>
         </w:rPr>
-        <w:t># Hard to read</w:t>
-      </w:r>
+      </w:pPr>
     </w:p>
     <w:p>
       <w:pPr>
@@ -1904,6 +2309,27 @@
       <w:r>
         <w:rPr>
           <w:rFonts w:ascii="Consolas" w:eastAsia="Times New Roman" w:hAnsi="Consolas" w:cs="Times New Roman"/>
+          <w:color w:val="75715E"/>
+          <w:sz w:val="18"/>
+          <w:szCs w:val="18"/>
+        </w:rPr>
+        <w:t># Hard to read</w:t>
+      </w:r>
+    </w:p>
+    <w:p>
+      <w:pPr>
+        <w:shd w:val="clear" w:color="auto" w:fill="1F1F1F"/>
+        <w:ind w:left="360" w:right="360"/>
+        <w:rPr>
+          <w:rFonts w:ascii="Consolas" w:eastAsia="Times New Roman" w:hAnsi="Consolas" w:cs="Times New Roman"/>
+          <w:color w:val="DDDDDD"/>
+          <w:sz w:val="18"/>
+          <w:szCs w:val="18"/>
+        </w:rPr>
+      </w:pPr>
+      <w:r>
+        <w:rPr>
+          <w:rFonts w:ascii="Consolas" w:eastAsia="Times New Roman" w:hAnsi="Consolas" w:cs="Times New Roman"/>
           <w:color w:val="DDDDDD"/>
           <w:sz w:val="18"/>
           <w:szCs w:val="18"/>
@@ -1917,26 +2343,47 @@
           <w:sz w:val="18"/>
           <w:szCs w:val="18"/>
         </w:rPr>
-        <w:t>&lt;-</w:t>
-      </w:r>
-      <w:r>
-        <w:rPr>
-          <w:rFonts w:ascii="Consolas" w:eastAsia="Times New Roman" w:hAnsi="Consolas" w:cs="Times New Roman"/>
-          <w:color w:val="DDDDDD"/>
-          <w:sz w:val="18"/>
-          <w:szCs w:val="18"/>
-        </w:rPr>
-        <w:t xml:space="preserve"> summarize(</w:t>
+        <w:t>=</w:t>
+      </w:r>
+      <w:r>
+        <w:rPr>
+          <w:rFonts w:ascii="Consolas" w:eastAsia="Times New Roman" w:hAnsi="Consolas" w:cs="Times New Roman"/>
+          <w:color w:val="DDDDDD"/>
+          <w:sz w:val="18"/>
+          <w:szCs w:val="18"/>
+        </w:rPr>
+        <w:t xml:space="preserve"> </w:t>
+      </w:r>
+      <w:proofErr w:type="gramStart"/>
+      <w:r>
+        <w:rPr>
+          <w:rFonts w:ascii="Consolas" w:eastAsia="Times New Roman" w:hAnsi="Consolas" w:cs="Times New Roman"/>
+          <w:color w:val="DDDDDD"/>
+          <w:sz w:val="18"/>
+          <w:szCs w:val="18"/>
+        </w:rPr>
+        <w:t>summarize(</w:t>
       </w:r>
       <w:proofErr w:type="spellStart"/>
-      <w:r>
-        <w:rPr>
-          <w:rFonts w:ascii="Consolas" w:eastAsia="Times New Roman" w:hAnsi="Consolas" w:cs="Times New Roman"/>
-          <w:color w:val="DDDDDD"/>
-          <w:sz w:val="18"/>
-          <w:szCs w:val="18"/>
-        </w:rPr>
-        <w:t>group_by</w:t>
+      <w:proofErr w:type="gramEnd"/>
+      <w:r>
+        <w:rPr>
+          <w:rFonts w:ascii="Consolas" w:eastAsia="Times New Roman" w:hAnsi="Consolas" w:cs="Times New Roman"/>
+          <w:color w:val="DDDDDD"/>
+          <w:sz w:val="18"/>
+          <w:szCs w:val="18"/>
+        </w:rPr>
+        <w:t>group_</w:t>
+      </w:r>
+      <w:proofErr w:type="gramStart"/>
+      <w:r>
+        <w:rPr>
+          <w:rFonts w:ascii="Consolas" w:eastAsia="Times New Roman" w:hAnsi="Consolas" w:cs="Times New Roman"/>
+          <w:color w:val="DDDDDD"/>
+          <w:sz w:val="18"/>
+          <w:szCs w:val="18"/>
+        </w:rPr>
+        <w:t>by</w:t>
       </w:r>
       <w:proofErr w:type="spellEnd"/>
       <w:r>
@@ -1967,6 +2414,7 @@
         <w:t>(</w:t>
       </w:r>
       <w:proofErr w:type="spellStart"/>
+      <w:proofErr w:type="gramEnd"/>
       <w:r>
         <w:rPr>
           <w:rFonts w:ascii="Consolas" w:eastAsia="Times New Roman" w:hAnsi="Consolas" w:cs="Times New Roman"/>
@@ -2157,7 +2605,7 @@
           <w:sz w:val="18"/>
           <w:szCs w:val="18"/>
         </w:rPr>
-        <w:t>&lt;-</w:t>
+        <w:t>=</w:t>
       </w:r>
       <w:r>
         <w:rPr>
@@ -2218,6 +2666,7 @@
         </w:rPr>
         <w:t xml:space="preserve">  </w:t>
       </w:r>
+      <w:proofErr w:type="gramStart"/>
       <w:r>
         <w:rPr>
           <w:rFonts w:ascii="Consolas" w:eastAsia="Times New Roman" w:hAnsi="Consolas" w:cs="Times New Roman"/>
@@ -2234,7 +2683,17 @@
           <w:sz w:val="18"/>
           <w:szCs w:val="18"/>
         </w:rPr>
-        <w:t xml:space="preserve">(value </w:t>
+        <w:t>(</w:t>
+      </w:r>
+      <w:proofErr w:type="gramEnd"/>
+      <w:r>
+        <w:rPr>
+          <w:rFonts w:ascii="Consolas" w:eastAsia="Times New Roman" w:hAnsi="Consolas" w:cs="Times New Roman"/>
+          <w:color w:val="DDDDDD"/>
+          <w:sz w:val="18"/>
+          <w:szCs w:val="18"/>
+        </w:rPr>
+        <w:t xml:space="preserve">value </w:t>
       </w:r>
       <w:r>
         <w:rPr>
@@ -2350,9 +2809,20 @@
           <w:sz w:val="18"/>
           <w:szCs w:val="18"/>
         </w:rPr>
-        <w:t>  summarize(</w:t>
+        <w:t xml:space="preserve">  </w:t>
+      </w:r>
+      <w:proofErr w:type="gramStart"/>
+      <w:r>
+        <w:rPr>
+          <w:rFonts w:ascii="Consolas" w:eastAsia="Times New Roman" w:hAnsi="Consolas" w:cs="Times New Roman"/>
+          <w:color w:val="DDDDDD"/>
+          <w:sz w:val="18"/>
+          <w:szCs w:val="18"/>
+        </w:rPr>
+        <w:t>summarize(</w:t>
       </w:r>
       <w:proofErr w:type="spellStart"/>
+      <w:proofErr w:type="gramEnd"/>
       <w:r>
         <w:rPr>
           <w:rFonts w:ascii="Consolas" w:eastAsia="Times New Roman" w:hAnsi="Consolas" w:cs="Times New Roman"/>
@@ -2655,6 +3125,7 @@
           <w:szCs w:val="18"/>
         </w:rPr>
       </w:pPr>
+      <w:proofErr w:type="gramStart"/>
       <w:r>
         <w:rPr>
           <w:rFonts w:ascii="Consolas" w:eastAsia="Times New Roman" w:hAnsi="Consolas" w:cs="Times New Roman"/>
@@ -2674,6 +3145,7 @@
         <w:t>(</w:t>
       </w:r>
       <w:proofErr w:type="spellStart"/>
+      <w:proofErr w:type="gramEnd"/>
       <w:r>
         <w:rPr>
           <w:rFonts w:ascii="Consolas" w:eastAsia="Times New Roman" w:hAnsi="Consolas" w:cs="Times New Roman"/>
@@ -2711,6 +3183,7 @@
         </w:rPr>
         <w:t xml:space="preserve"> </w:t>
       </w:r>
+      <w:proofErr w:type="gramStart"/>
       <w:r>
         <w:rPr>
           <w:rFonts w:ascii="Consolas" w:eastAsia="Times New Roman" w:hAnsi="Consolas" w:cs="Times New Roman"/>
@@ -2738,14 +3211,35 @@
         </w:rPr>
         <w:t>length</w:t>
       </w:r>
-      <w:r>
-        <w:rPr>
-          <w:rFonts w:ascii="Consolas" w:eastAsia="Times New Roman" w:hAnsi="Consolas" w:cs="Times New Roman"/>
-          <w:color w:val="DDDDDD"/>
-          <w:sz w:val="18"/>
-          <w:szCs w:val="18"/>
-        </w:rPr>
-        <w:t>(x)) { y[</w:t>
+      <w:proofErr w:type="gramEnd"/>
+      <w:r>
+        <w:rPr>
+          <w:rFonts w:ascii="Consolas" w:eastAsia="Times New Roman" w:hAnsi="Consolas" w:cs="Times New Roman"/>
+          <w:color w:val="DDDDDD"/>
+          <w:sz w:val="18"/>
+          <w:szCs w:val="18"/>
+        </w:rPr>
+        <w:t xml:space="preserve">(x)) </w:t>
+      </w:r>
+      <w:proofErr w:type="gramStart"/>
+      <w:r>
+        <w:rPr>
+          <w:rFonts w:ascii="Consolas" w:eastAsia="Times New Roman" w:hAnsi="Consolas" w:cs="Times New Roman"/>
+          <w:color w:val="DDDDDD"/>
+          <w:sz w:val="18"/>
+          <w:szCs w:val="18"/>
+        </w:rPr>
+        <w:t>{ y</w:t>
+      </w:r>
+      <w:proofErr w:type="gramEnd"/>
+      <w:r>
+        <w:rPr>
+          <w:rFonts w:ascii="Consolas" w:eastAsia="Times New Roman" w:hAnsi="Consolas" w:cs="Times New Roman"/>
+          <w:color w:val="DDDDDD"/>
+          <w:sz w:val="18"/>
+          <w:szCs w:val="18"/>
+        </w:rPr>
+        <w:t>[</w:t>
       </w:r>
       <w:proofErr w:type="spellStart"/>
       <w:r>
@@ -2821,8 +3315,19 @@
           <w:sz w:val="18"/>
           <w:szCs w:val="18"/>
         </w:rPr>
-        <w:t>]) }</w:t>
-      </w:r>
+        <w:t>]</w:t>
+      </w:r>
+      <w:proofErr w:type="gramStart"/>
+      <w:r>
+        <w:rPr>
+          <w:rFonts w:ascii="Consolas" w:eastAsia="Times New Roman" w:hAnsi="Consolas" w:cs="Times New Roman"/>
+          <w:color w:val="DDDDDD"/>
+          <w:sz w:val="18"/>
+          <w:szCs w:val="18"/>
+        </w:rPr>
+        <w:t>) }</w:t>
+      </w:r>
+      <w:proofErr w:type="gramEnd"/>
     </w:p>
     <w:p>
       <w:pPr>
@@ -2994,7 +3499,35 @@
         <w:rPr>
           <w:rFonts w:ascii="Roboto" w:hAnsi="Roboto"/>
         </w:rPr>
-        <w:t>Avoid commenting on what the code is doing (e.g., # adding 1 to x). Instead, comment on the logic (e.g., # adjust for baseline offset observed in 2024 trials).</w:t>
+        <w:t>Avoid commenting on what the code is doing (e.g</w:t>
+      </w:r>
+      <w:proofErr w:type="gramStart"/>
+      <w:r>
+        <w:rPr>
+          <w:rFonts w:ascii="Roboto" w:hAnsi="Roboto"/>
+        </w:rPr>
+        <w:t>., #</w:t>
+      </w:r>
+      <w:proofErr w:type="gramEnd"/>
+      <w:r>
+        <w:rPr>
+          <w:rFonts w:ascii="Roboto" w:hAnsi="Roboto"/>
+        </w:rPr>
+        <w:t xml:space="preserve"> adding 1 to x). Instead, comment on the logic (e.g</w:t>
+      </w:r>
+      <w:proofErr w:type="gramStart"/>
+      <w:r>
+        <w:rPr>
+          <w:rFonts w:ascii="Roboto" w:hAnsi="Roboto"/>
+        </w:rPr>
+        <w:t>., #</w:t>
+      </w:r>
+      <w:proofErr w:type="gramEnd"/>
+      <w:r>
+        <w:rPr>
+          <w:rFonts w:ascii="Roboto" w:hAnsi="Roboto"/>
+        </w:rPr>
+        <w:t xml:space="preserve"> adjust for baseline offset observed in 2024 trials).</w:t>
       </w:r>
     </w:p>
     <w:p>
@@ -3025,6 +3558,7 @@
           <w:noProof/>
           <w:color w:val="000000"/>
         </w:rPr>
+        <w:lastRenderedPageBreak/>
         <w:t xml:space="preserve">Include a to-do </w:t>
       </w:r>
       <w:r>
@@ -3033,7 +3567,7 @@
           <w:noProof/>
           <w:color w:val="000000"/>
         </w:rPr>
-        <w:t>lists</w:t>
+        <w:t>list</w:t>
       </w:r>
       <w:r>
         <w:rPr>
@@ -3160,7 +3694,6 @@
           <w:b/>
           <w:bCs/>
         </w:rPr>
-        <w:lastRenderedPageBreak/>
         <w:t>6</w:t>
       </w:r>
       <w:r>
@@ -3241,7 +3774,21 @@
           <w:rFonts w:ascii="Roboto" w:hAnsi="Roboto"/>
           <w:noProof/>
         </w:rPr>
-        <w:t>(E.g., If using GitHub, these tests should be automated upon syncing</w:t>
+        <w:t>(</w:t>
+      </w:r>
+      <w:r>
+        <w:rPr>
+          <w:rFonts w:ascii="Roboto" w:hAnsi="Roboto"/>
+          <w:noProof/>
+        </w:rPr>
+        <w:t>e</w:t>
+      </w:r>
+      <w:r>
+        <w:rPr>
+          <w:rFonts w:ascii="Roboto" w:hAnsi="Roboto"/>
+          <w:noProof/>
+        </w:rPr>
+        <w:t>.g., If using GitHub, these tests should be automated upon syncing</w:t>
       </w:r>
       <w:r>
         <w:rPr>
@@ -3272,7 +3819,19 @@
         <w:rPr>
           <w:rFonts w:ascii="Roboto" w:hAnsi="Roboto"/>
         </w:rPr>
-        <w:t>Test your code as you go using temporary print statements, calculations, or assessing object parameters. Does that data frame have the right shape or list have the correct length?</w:t>
+        <w:t>Always t</w:t>
+      </w:r>
+      <w:r>
+        <w:rPr>
+          <w:rFonts w:ascii="Roboto" w:hAnsi="Roboto"/>
+        </w:rPr>
+        <w:t>est your code as you go using temporary print statements, calculations, or assessing object parameters. Does that data frame have the right shape or list have the correct length?</w:t>
+      </w:r>
+      <w:r>
+        <w:rPr>
+          <w:rFonts w:ascii="Roboto" w:hAnsi="Roboto"/>
+        </w:rPr>
+        <w:t xml:space="preserve"> Is the variable a string or a float?</w:t>
       </w:r>
     </w:p>
     <w:p>
@@ -3300,6 +3859,7 @@
         <w:t xml:space="preserve"> Use the </w:t>
       </w:r>
       <w:proofErr w:type="spellStart"/>
+      <w:proofErr w:type="gramStart"/>
       <w:r>
         <w:rPr>
           <w:rFonts w:ascii="Roboto" w:hAnsi="Roboto"/>
@@ -3311,7 +3871,14 @@
         <w:rPr>
           <w:rFonts w:ascii="Roboto" w:hAnsi="Roboto"/>
         </w:rPr>
-        <w:t xml:space="preserve">() function or the </w:t>
+        <w:t>(</w:t>
+      </w:r>
+      <w:proofErr w:type="gramEnd"/>
+      <w:r>
+        <w:rPr>
+          <w:rFonts w:ascii="Roboto" w:hAnsi="Roboto"/>
+        </w:rPr>
+        <w:t xml:space="preserve">) function or the </w:t>
       </w:r>
       <w:proofErr w:type="spellStart"/>
       <w:r>
@@ -3327,7 +3894,19 @@
         <w:rPr>
           <w:rFonts w:ascii="Roboto" w:hAnsi="Roboto"/>
         </w:rPr>
-        <w:t xml:space="preserve"> package to check assumptions. For example, if a column should never have negative values, add a check to stop the script if they appear.</w:t>
+        <w:t xml:space="preserve"> package to check assumptions. For example, if a column should never have negative values, add a check to stop the script if they appea</w:t>
+      </w:r>
+      <w:r>
+        <w:rPr>
+          <w:rFonts w:ascii="Roboto" w:hAnsi="Roboto"/>
+        </w:rPr>
+        <w:t>r</w:t>
+      </w:r>
+      <w:r>
+        <w:rPr>
+          <w:rFonts w:ascii="Roboto" w:hAnsi="Roboto"/>
+        </w:rPr>
+        <w:t>.</w:t>
       </w:r>
     </w:p>
     <w:p>
@@ -3399,6 +3978,7 @@
         <w:t xml:space="preserve">se the </w:t>
       </w:r>
       <w:proofErr w:type="spellStart"/>
+      <w:proofErr w:type="gramStart"/>
       <w:r>
         <w:rPr>
           <w:rFonts w:ascii="Roboto" w:hAnsi="Roboto"/>
@@ -3408,6 +3988,7 @@
         <w:t>testthat</w:t>
       </w:r>
       <w:proofErr w:type="spellEnd"/>
+      <w:proofErr w:type="gramEnd"/>
       <w:r>
         <w:rPr>
           <w:rFonts w:ascii="Roboto" w:hAnsi="Roboto"/>
@@ -3443,23 +4024,7 @@
             <w:rFonts w:ascii="Roboto" w:hAnsi="Roboto"/>
             <w:noProof/>
           </w:rPr>
-          <w:t>https://docs.pytest.org/en/6.2.x/getting-started.</w:t>
-        </w:r>
-        <w:r>
-          <w:rPr>
-            <w:rStyle w:val="Hyperlink"/>
-            <w:rFonts w:ascii="Roboto" w:hAnsi="Roboto"/>
-            <w:noProof/>
-          </w:rPr>
-          <w:t>h</w:t>
-        </w:r>
-        <w:r>
-          <w:rPr>
-            <w:rStyle w:val="Hyperlink"/>
-            <w:rFonts w:ascii="Roboto" w:hAnsi="Roboto"/>
-            <w:noProof/>
-          </w:rPr>
-          <w:t>tml</w:t>
+          <w:t>https://docs.pytest.org/en/6.2.x/getting-started.html</w:t>
         </w:r>
       </w:hyperlink>
       <w:r>
@@ -3479,7 +4044,19 @@
         <w:rPr>
           <w:rFonts w:ascii="Roboto" w:hAnsi="Roboto"/>
         </w:rPr>
-        <w:t xml:space="preserve">Write a test script that will run all of your tests at once. </w:t>
+        <w:t xml:space="preserve">Write a test script that will run </w:t>
+      </w:r>
+      <w:r>
+        <w:rPr>
+          <w:rFonts w:ascii="Roboto" w:hAnsi="Roboto"/>
+        </w:rPr>
+        <w:t>all</w:t>
+      </w:r>
+      <w:r>
+        <w:rPr>
+          <w:rFonts w:ascii="Roboto" w:hAnsi="Roboto"/>
+        </w:rPr>
+        <w:t xml:space="preserve"> your tests at once. </w:t>
       </w:r>
       <w:r>
         <w:rPr>
@@ -3568,23 +4145,29 @@
           <w:rFonts w:ascii="Roboto" w:hAnsi="Roboto"/>
         </w:rPr>
       </w:pPr>
-      <w:proofErr w:type="spellStart"/>
       <w:r>
         <w:rPr>
           <w:rFonts w:ascii="Roboto" w:hAnsi="Roboto"/>
           <w:b/>
           <w:bCs/>
         </w:rPr>
-        <w:t>Github</w:t>
-      </w:r>
-      <w:proofErr w:type="spellEnd"/>
+        <w:t>Git</w:t>
+      </w:r>
       <w:r>
         <w:rPr>
           <w:rFonts w:ascii="Roboto" w:hAnsi="Roboto"/>
           <w:b/>
           <w:bCs/>
         </w:rPr>
-        <w:t xml:space="preserve">: </w:t>
+        <w:t>H</w:t>
+      </w:r>
+      <w:r>
+        <w:rPr>
+          <w:rFonts w:ascii="Roboto" w:hAnsi="Roboto"/>
+          <w:b/>
+          <w:bCs/>
+        </w:rPr>
+        <w:t xml:space="preserve">ub: </w:t>
       </w:r>
       <w:r>
         <w:rPr>
@@ -3699,7 +4282,19 @@
         <w:rPr>
           <w:rFonts w:ascii="Roboto" w:hAnsi="Roboto"/>
         </w:rPr>
-        <w:t>simplify.</w:t>
+        <w:t>simplif</w:t>
+      </w:r>
+      <w:r>
+        <w:rPr>
+          <w:rFonts w:ascii="Roboto" w:hAnsi="Roboto"/>
+        </w:rPr>
+        <w:t>ication</w:t>
+      </w:r>
+      <w:r>
+        <w:rPr>
+          <w:rFonts w:ascii="Roboto" w:hAnsi="Roboto"/>
+        </w:rPr>
+        <w:t>.</w:t>
       </w:r>
     </w:p>
     <w:p/>
@@ -3750,7 +4345,25 @@
         <w:rPr>
           <w:rFonts w:ascii="Roboto" w:hAnsi="Roboto"/>
         </w:rPr>
-        <w:t>Use AI to help comment, find the right libraries and functions, and refactor</w:t>
+        <w:t>Use AI to help comment, find the right libraries and functions, and</w:t>
+      </w:r>
+      <w:r>
+        <w:rPr>
+          <w:rFonts w:ascii="Roboto" w:hAnsi="Roboto"/>
+        </w:rPr>
+        <w:t xml:space="preserve"> to</w:t>
+      </w:r>
+      <w:r>
+        <w:rPr>
+          <w:rFonts w:ascii="Roboto" w:hAnsi="Roboto"/>
+        </w:rPr>
+        <w:t xml:space="preserve"> refactor</w:t>
+      </w:r>
+      <w:r>
+        <w:rPr>
+          <w:rFonts w:ascii="Roboto" w:hAnsi="Roboto"/>
+        </w:rPr>
+        <w:t>.</w:t>
       </w:r>
     </w:p>
     <w:p>
@@ -7223,6 +7836,7 @@
   <w:style w:type="character" w:default="1" w:styleId="DefaultParagraphFont">
     <w:name w:val="Default Paragraph Font"/>
     <w:uiPriority w:val="1"/>
+    <w:semiHidden/>
     <w:unhideWhenUsed/>
   </w:style>
   <w:style w:type="table" w:default="1" w:styleId="TableNormal">
